--- a/pr-preview/pr-109/probability-basics.docx
+++ b/pr-preview/pr-109/probability-basics.docx
@@ -15,7 +15,7 @@
         <w:pStyle w:val="Date"/>
       </w:pPr>
       <w:r>
-        <w:t xml:space="preserve">Last modified: 2026-10-12 16:45:13 (PDT)</w:t>
+        <w:t xml:space="preserve">Last modified: 2026-10-12 17:23:50 (PDT)</w:t>
       </w:r>
     </w:p>
     <w:bookmarkStart w:id="54" w:name="defining-probabilities"/>
@@ -10433,7 +10433,7 @@
     </w:p>
     <w:bookmarkEnd w:id="53"/>
     <w:bookmarkEnd w:id="54"/>
-    <w:bookmarkStart w:id="75" w:name="conditional-probability"/>
+    <w:bookmarkStart w:id="77" w:name="conditional-probability"/>
     <w:p>
       <w:pPr>
         <w:pStyle w:val="Heading2"/>
@@ -17467,13 +17467,59 @@
             <w:r>
               <w:t xml:space="preserve">and cover counting, conditional probability and Bayes’ rule from a computer science viewpoint.</w:t>
             </w:r>
+            <w:r>
+              <w:t xml:space="preserve"> </w:t>
+            </w:r>
+            <w:r>
+              <w:t xml:space="preserve">5MinuteAI’s five-minute videos follow the same course</w:t>
+            </w:r>
+            <w:r>
+              <w:t xml:space="preserve"> </w:t>
+            </w:r>
+            <w:r>
+              <w:t xml:space="preserve">(5MinuteAI, n.d.)</w:t>
+            </w:r>
+            <w:r>
+              <w:t xml:space="preserve">:</w:t>
+            </w:r>
+            <w:r>
+              <w:t xml:space="preserve"> </w:t>
+            </w:r>
+            <w:hyperlink r:id="rId75">
+              <w:r>
+                <w:rPr>
+                  <w:rStyle w:val="Hyperlink"/>
+                </w:rPr>
+                <w:t xml:space="preserve">introduction to discrete probability</w:t>
+              </w:r>
+            </w:hyperlink>
+            <w:r>
+              <w:t xml:space="preserve"> </w:t>
+            </w:r>
+            <w:r>
+              <w:t xml:space="preserve">and</w:t>
+            </w:r>
+            <w:r>
+              <w:t xml:space="preserve"> </w:t>
+            </w:r>
+            <w:hyperlink r:id="rId76">
+              <w:r>
+                <w:rPr>
+                  <w:rStyle w:val="Hyperlink"/>
+                </w:rPr>
+                <w:t xml:space="preserve">conditional probability</w:t>
+              </w:r>
+            </w:hyperlink>
+            <w:r>
+              <w:t xml:space="preserve">.</w:t>
+            </w:r>
           </w:p>
           <w:p/>
         </w:tc>
       </w:tr>
     </w:tbl>
-    <w:bookmarkEnd w:id="75"/>
-    <w:bookmarkStart w:id="82" w:name="references"/>
+    <w:bookmarkEnd w:id="77"/>
+    <w:bookmarkStart w:id="86" w:name="references"/>
     <w:p>
       <w:pPr>
         <w:pStyle w:val="Heading2"/>
@@ -17482,8 +17528,45 @@
         <w:t xml:space="preserve">References</w:t>
       </w:r>
     </w:p>
-    <w:bookmarkStart w:id="81" w:name="refs"/>
-    <w:bookmarkStart w:id="76" w:name="ref-hutchinson2024data471"/>
+    <w:bookmarkStart w:id="85" w:name="refs"/>
+    <w:bookmarkStart w:id="79" w:name="ref-fiveminuteai_probstat"/>
+    <w:p>
+      <w:pPr>
+        <w:pStyle w:val="Bibliography"/>
+      </w:pPr>
+      <w:r>
+        <w:t xml:space="preserve">5MinuteAI. n.d.</w:t>
+      </w:r>
+      <w:r>
+        <w:t xml:space="preserve"> </w:t>
+      </w:r>
+      <w:r>
+        <w:rPr>
+          <w:i/>
+          <w:iCs/>
+        </w:rPr>
+        <w:t xml:space="preserve">Probability &amp; Statistics</w:t>
+      </w:r>
+      <w:r>
+        <w:t xml:space="preserve">. Video playlist on YouTube. Accessed October 12, 2026.</w:t>
+      </w:r>
+      <w:r>
+        <w:t xml:space="preserve"> </w:t>
+      </w:r>
+      <w:hyperlink r:id="rId78">
+        <w:r>
+          <w:rPr>
+            <w:rStyle w:val="Hyperlink"/>
+          </w:rPr>
+          <w:t xml:space="preserve">https://www.youtube.com/playlist?list=PLeB45KifGiuHesi4PALNZSYZFhViVGQJK</w:t>
+        </w:r>
+      </w:hyperlink>
+      <w:r>
+        <w:t xml:space="preserve">.</w:t>
+      </w:r>
+    </w:p>
+    <w:bookmarkEnd w:id="79"/>
+    <w:bookmarkStart w:id="80" w:name="ref-hutchinson2024data471"/>
     <w:p>
       <w:pPr>
         <w:pStyle w:val="Bibliography"/>
@@ -17519,8 +17602,8 @@
         <w:t xml:space="preserve">. Western Washington University.</w:t>
       </w:r>
     </w:p>
-    <w:bookmarkEnd w:id="76"/>
-    <w:bookmarkStart w:id="78" w:name="ref-hutchinson_wwu_ml_videos"/>
+    <w:bookmarkEnd w:id="80"/>
+    <w:bookmarkStart w:id="82" w:name="ref-hutchinson_wwu_ml_videos"/>
     <w:p>
       <w:pPr>
         <w:pStyle w:val="Bibliography"/>
@@ -17586,7 +17669,7 @@
       <w:r>
         <w:t xml:space="preserve"> </w:t>
       </w:r>
-      <w:hyperlink r:id="rId77">
+      <w:hyperlink r:id="rId81">
         <w:r>
           <w:rPr>
             <w:rStyle w:val="Hyperlink"/>
@@ -17598,8 +17681,8 @@
         <w:t xml:space="preserve">.</w:t>
       </w:r>
     </w:p>
-    <w:bookmarkEnd w:id="78"/>
-    <w:bookmarkStart w:id="80" w:name="ref-ross-probsim"/>
+    <w:bookmarkEnd w:id="82"/>
+    <w:bookmarkStart w:id="84" w:name="ref-ross-probsim"/>
     <w:p>
       <w:pPr>
         <w:pStyle w:val="Bibliography"/>
@@ -17623,7 +17706,7 @@
       <w:r>
         <w:t xml:space="preserve"> </w:t>
       </w:r>
-      <w:hyperlink r:id="rId79">
+      <w:hyperlink r:id="rId83">
         <w:r>
           <w:rPr>
             <w:rStyle w:val="Hyperlink"/>
@@ -17635,9 +17718,9 @@
         <w:t xml:space="preserve">.</w:t>
       </w:r>
     </w:p>
-    <w:bookmarkEnd w:id="80"/>
-    <w:bookmarkEnd w:id="81"/>
-    <w:bookmarkEnd w:id="82"/>
+    <w:bookmarkEnd w:id="84"/>
+    <w:bookmarkEnd w:id="85"/>
+    <w:bookmarkEnd w:id="86"/>
     <w:sectPr>
       <w:footnotePr>
         <w:numRestart w:val="eachSect"/>

--- a/pr-preview/pr-109/probability-basics.docx
+++ b/pr-preview/pr-109/probability-basics.docx
@@ -15,7 +15,7 @@
         <w:pStyle w:val="Date"/>
       </w:pPr>
       <w:r>
-        <w:t xml:space="preserve">Last modified: 2026-10-12 17:23:50 (PDT)</w:t>
+        <w:t xml:space="preserve">Last modified: 2026-10-12 19:27:50 (PDT)</w:t>
       </w:r>
     </w:p>
     <w:bookmarkStart w:id="54" w:name="defining-probabilities"/>
@@ -17467,57 +17467,59 @@
             <w:r>
               <w:t xml:space="preserve">and cover counting, conditional probability and Bayes’ rule from a computer science viewpoint.</w:t>
             </w:r>
-            <w:r>
-              <w:t xml:space="preserve"> </w:t>
-            </w:r>
-            <w:r>
-              <w:t xml:space="preserve">5MinuteAI’s five-minute videos follow the same course</w:t>
-            </w:r>
-            <w:r>
-              <w:t xml:space="preserve"> </w:t>
-            </w:r>
-            <w:r>
-              <w:t xml:space="preserve">(5MinuteAI, n.d.)</w:t>
-            </w:r>
-            <w:r>
-              <w:t xml:space="preserve">:</w:t>
-            </w:r>
-            <w:r>
-              <w:t xml:space="preserve"> </w:t>
-            </w:r>
-            <w:hyperlink r:id="rId75">
-              <w:r>
-                <w:rPr>
-                  <w:rStyle w:val="Hyperlink"/>
-                </w:rPr>
-                <w:t xml:space="preserve">introduction to discrete probability</w:t>
-              </w:r>
-            </w:hyperlink>
-            <w:r>
-              <w:t xml:space="preserve"> </w:t>
-            </w:r>
-            <w:r>
-              <w:t xml:space="preserve">and</w:t>
-            </w:r>
-            <w:r>
-              <w:t xml:space="preserve"> </w:t>
-            </w:r>
-            <w:hyperlink r:id="rId76">
-              <w:r>
-                <w:rPr>
-                  <w:rStyle w:val="Hyperlink"/>
-                </w:rPr>
-                <w:t xml:space="preserve">conditional probability</w:t>
-              </w:r>
-            </w:hyperlink>
-            <w:r>
-              <w:t xml:space="preserve">.</w:t>
-            </w:r>
           </w:p>
           <w:p/>
         </w:tc>
       </w:tr>
     </w:tbl>
+    <w:p>
+      <w:pPr>
+        <w:pStyle w:val="BodyText"/>
+      </w:pPr>
+      <w:r>
+        <w:t xml:space="preserve">5MinuteAI’s five-minute videos follow the same course</w:t>
+      </w:r>
+      <w:r>
+        <w:t xml:space="preserve"> </w:t>
+      </w:r>
+      <w:r>
+        <w:t xml:space="preserve">(5MinuteAI, n.d.)</w:t>
+      </w:r>
+      <w:r>
+        <w:t xml:space="preserve">:</w:t>
+      </w:r>
+      <w:r>
+        <w:t xml:space="preserve"> </w:t>
+      </w:r>
+      <w:hyperlink r:id="rId75">
+        <w:r>
+          <w:rPr>
+            <w:rStyle w:val="Hyperlink"/>
+          </w:rPr>
+          <w:t xml:space="preserve">introduction to discrete probability</w:t>
+        </w:r>
+      </w:hyperlink>
+      <w:r>
+        <w:t xml:space="preserve"> </w:t>
+      </w:r>
+      <w:r>
+        <w:t xml:space="preserve">and</w:t>
+      </w:r>
+      <w:r>
+        <w:t xml:space="preserve"> </w:t>
+      </w:r>
+      <w:hyperlink r:id="rId76">
+        <w:r>
+          <w:rPr>
+            <w:rStyle w:val="Hyperlink"/>
+          </w:rPr>
+          <w:t xml:space="preserve">conditional probability</w:t>
+        </w:r>
+      </w:hyperlink>
+      <w:r>
+        <w:t xml:space="preserve">.</w:t>
+      </w:r>
+    </w:p>
     <w:bookmarkEnd w:id="77"/>
     <w:bookmarkStart w:id="86" w:name="references"/>
     <w:p>

--- a/pr-preview/pr-109/probability-basics.docx
+++ b/pr-preview/pr-109/probability-basics.docx
@@ -15,10 +15,10 @@
         <w:pStyle w:val="Date"/>
       </w:pPr>
       <w:r>
-        <w:t xml:space="preserve">Last modified: 2026-10-12 19:27:50 (PDT)</w:t>
+        <w:t xml:space="preserve">Last modified: 2026-10-12 20:17:05 (PDT)</w:t>
       </w:r>
     </w:p>
-    <w:bookmarkStart w:id="54" w:name="defining-probabilities"/>
+    <w:bookmarkStart w:id="56" w:name="defining-probabilities"/>
     <w:p>
       <w:pPr>
         <w:pStyle w:val="Heading2"/>
@@ -34,7 +34,7 @@
       <w:bookmarkStart w:id="9" w:name="sec-prob-axioms"/>
       <w:bookmarkEnd w:id="9"/>
     </w:p>
-    <w:bookmarkStart w:id="11" w:name="def-sample-space"/>
+    <w:bookmarkStart w:id="10" w:name="def-random-experiment"/>
     <w:p>
       <w:pPr>
         <w:pStyle w:val="BodyText"/>
@@ -44,7 +44,353 @@
           <w:b/>
           <w:bCs/>
         </w:rPr>
-        <w:t xml:space="preserve">Definition 1 (Sample space)</w:t>
+        <w:t xml:space="preserve">Definition 1 (Random experiment)</w:t>
+      </w:r>
+      <w:r>
+        <w:t xml:space="preserve"> </w:t>
+      </w:r>
+      <w:r>
+        <w:t xml:space="preserve">A</w:t>
+      </w:r>
+      <w:r>
+        <w:t xml:space="preserve"> </w:t>
+      </w:r>
+      <w:r>
+        <w:rPr>
+          <w:b/>
+          <w:bCs/>
+        </w:rPr>
+        <w:t xml:space="preserve">random experiment</w:t>
+      </w:r>
+      <w:r>
+        <w:t xml:space="preserve"> </w:t>
+      </w:r>
+      <w:r>
+        <w:t xml:space="preserve">is a procedure that produces exactly one outcome</w:t>
+      </w:r>
+      <w:r>
+        <w:t xml:space="preserve"> </w:t>
+      </w:r>
+      <w:r>
+        <w:t xml:space="preserve">out of several possible outcomes,</w:t>
+      </w:r>
+      <w:r>
+        <w:t xml:space="preserve"> </w:t>
+      </w:r>
+      <w:r>
+        <w:t xml:space="preserve">where which outcome it will produce is not determined in advance.</w:t>
+      </w:r>
+    </w:p>
+    <w:bookmarkEnd w:id="10"/>
+    <w:p>
+      <w:pPr>
+        <w:pStyle w:val="BodyText"/>
+      </w:pPr>
+      <w:r>
+        <w:rPr>
+          <w:i/>
+          <w:iCs/>
+        </w:rPr>
+        <w:t xml:space="preserve">Remark</w:t>
+      </w:r>
+      <w:r>
+        <w:t xml:space="preserve">. </w:t>
+      </w:r>
+      <w:r>
+        <w:t xml:space="preserve">The possible outcomes are collected in the</w:t>
+      </w:r>
+      <w:r>
+        <w:t xml:space="preserve"> </w:t>
+      </w:r>
+      <w:hyperlink w:anchor="def-sample-space">
+        <w:r>
+          <w:rPr>
+            <w:rStyle w:val="Hyperlink"/>
+          </w:rPr>
+          <w:t xml:space="preserve">sample space</w:t>
+        </w:r>
+      </w:hyperlink>
+      <w:r>
+        <w:t xml:space="preserve">.</w:t>
+      </w:r>
+      <w:r>
+        <w:t xml:space="preserve"> </w:t>
+      </w:r>
+      <w:r>
+        <w:t xml:space="preserve">Physical procedures, such as rolling a die, and sampling procedures,</w:t>
+      </w:r>
+      <w:r>
+        <w:t xml:space="preserve"> </w:t>
+      </w:r>
+      <w:r>
+        <w:t xml:space="preserve">such as picking a unit from a data set without looking, are both random experiments.</w:t>
+      </w:r>
+    </w:p>
+    <w:bookmarkStart w:id="13" w:name="exm-random-experiment"/>
+    <w:p>
+      <w:pPr>
+        <w:pStyle w:val="BodyText"/>
+      </w:pPr>
+      <w:r>
+        <w:rPr>
+          <w:b/>
+          <w:bCs/>
+        </w:rPr>
+        <w:t xml:space="preserve">Example 1 (Picking a car model from the Auto data)</w:t>
+      </w:r>
+      <w:r>
+        <w:t xml:space="preserve"> </w:t>
+      </w:r>
+      <w:r>
+        <w:t xml:space="preserve">The Auto data record the number of engine cylinders and the fuel economy</w:t>
+      </w:r>
+      <w:r>
+        <w:t xml:space="preserve"> </w:t>
+      </w:r>
+      <w:r>
+        <w:t xml:space="preserve">(miles per gallon) of</w:t>
+      </w:r>
+      <w:r>
+        <w:t xml:space="preserve"> </w:t>
+      </w:r>
+      <w:r>
+        <w:t xml:space="preserve">392 car models</w:t>
+      </w:r>
+      <w:r>
+        <w:t xml:space="preserve"> </w:t>
+      </w:r>
+      <w:r>
+        <w:t xml:space="preserve">sold between 1970 and 1982.</w:t>
+      </w:r>
+      <w:r>
+        <w:t xml:space="preserve"> </w:t>
+      </w:r>
+      <w:r>
+        <w:t xml:space="preserve">They come from the StatLib library at Carnegie Mellon University</w:t>
+      </w:r>
+      <w:r>
+        <w:t xml:space="preserve"> </w:t>
+      </w:r>
+      <w:r>
+        <w:t xml:space="preserve">and ship with the book</w:t>
+      </w:r>
+      <w:r>
+        <w:t xml:space="preserve"> </w:t>
+      </w:r>
+      <w:r>
+        <w:rPr>
+          <w:i/>
+          <w:iCs/>
+        </w:rPr>
+        <w:t xml:space="preserve">An Introduction to Statistical Learning</w:t>
+      </w:r>
+      <w:r>
+        <w:t xml:space="preserve"> </w:t>
+      </w:r>
+      <w:r>
+        <w:t xml:space="preserve">and the R package</w:t>
+      </w:r>
+      <w:r>
+        <w:t xml:space="preserve"> </w:t>
+      </w:r>
+      <w:hyperlink r:id="rId11">
+        <w:r>
+          <w:rPr>
+            <w:rStyle w:val="VerbatimChar"/>
+          </w:rPr>
+          <w:t xml:space="preserve">ISLR2</w:t>
+        </w:r>
+      </w:hyperlink>
+      <w:r>
+        <w:t xml:space="preserve"> </w:t>
+      </w:r>
+      <w:r>
+        <w:t xml:space="preserve">(</w:t>
+      </w:r>
+      <w:r>
+        <w:rPr>
+          <w:rStyle w:val="VerbatimChar"/>
+        </w:rPr>
+        <w:t xml:space="preserve">ISLR2::Auto</w:t>
+      </w:r>
+      <w:r>
+        <w:t xml:space="preserve">).</w:t>
+      </w:r>
+      <w:r>
+        <w:t xml:space="preserve"> </w:t>
+      </w:r>
+      <w:r>
+        <w:t xml:space="preserve">This site has a copy at</w:t>
+      </w:r>
+      <w:r>
+        <w:t xml:space="preserve"> </w:t>
+      </w:r>
+      <w:hyperlink r:id="rId12">
+        <w:r>
+          <w:rPr>
+            <w:rStyle w:val="VerbatimChar"/>
+          </w:rPr>
+          <w:t xml:space="preserve">data/auto.csv</w:t>
+        </w:r>
+      </w:hyperlink>
+      <w:r>
+        <w:t xml:space="preserve">.</w:t>
+      </w:r>
+    </w:p>
+    <w:p>
+      <w:pPr>
+        <w:pStyle w:val="BodyText"/>
+      </w:pPr>
+      <w:r>
+        <w:t xml:space="preserve">Pick one car model from the data without looking, and record its number of cylinders.</w:t>
+      </w:r>
+      <w:r>
+        <w:t xml:space="preserve"> </w:t>
+      </w:r>
+      <w:r>
+        <w:t xml:space="preserve">Which model comes up is not determined in advance,</w:t>
+      </w:r>
+      <w:r>
+        <w:t xml:space="preserve"> </w:t>
+      </w:r>
+      <w:r>
+        <w:t xml:space="preserve">so this procedure is a random experiment.</w:t>
+      </w:r>
+      <w:r>
+        <w:t xml:space="preserve"> </w:t>
+      </w:r>
+      <w:r>
+        <w:t xml:space="preserve">Its possible outcomes are the cylinder counts that occur in the data:</w:t>
+      </w:r>
+    </w:p>
+    <w:p>
+      <w:pPr>
+        <w:pStyle w:val="SourceCode"/>
+      </w:pPr>
+      <w:r>
+        <w:rPr>
+          <w:rStyle w:val="CommentTok"/>
+        </w:rPr>
+        <w:t xml:space="preserve"># read the local copy of the Auto data (one row per car model):</w:t>
+      </w:r>
+      <w:r>
+        <w:br/>
+      </w:r>
+      <w:r>
+        <w:rPr>
+          <w:rStyle w:val="NormalTok"/>
+        </w:rPr>
+        <w:t xml:space="preserve">auto </w:t>
+      </w:r>
+      <w:r>
+        <w:rPr>
+          <w:rStyle w:val="OtherTok"/>
+        </w:rPr>
+        <w:t xml:space="preserve">&lt;-</w:t>
+      </w:r>
+      <w:r>
+        <w:rPr>
+          <w:rStyle w:val="NormalTok"/>
+        </w:rPr>
+        <w:t xml:space="preserve"> </w:t>
+      </w:r>
+      <w:r>
+        <w:rPr>
+          <w:rStyle w:val="FunctionTok"/>
+        </w:rPr>
+        <w:t xml:space="preserve">read.csv</w:t>
+      </w:r>
+      <w:r>
+        <w:rPr>
+          <w:rStyle w:val="NormalTok"/>
+        </w:rPr>
+        <w:t xml:space="preserve">(</w:t>
+      </w:r>
+      <w:r>
+        <w:rPr>
+          <w:rStyle w:val="StringTok"/>
+        </w:rPr>
+        <w:t xml:space="preserve">"data/auto.csv"</w:t>
+      </w:r>
+      <w:r>
+        <w:rPr>
+          <w:rStyle w:val="NormalTok"/>
+        </w:rPr>
+        <w:t xml:space="preserve">)</w:t>
+      </w:r>
+      <w:r>
+        <w:br/>
+      </w:r>
+      <w:r>
+        <w:br/>
+      </w:r>
+      <w:r>
+        <w:rPr>
+          <w:rStyle w:val="CommentTok"/>
+        </w:rPr>
+        <w:t xml:space="preserve"># the possible outcomes are the distinct cylinder counts in the data:</w:t>
+      </w:r>
+      <w:r>
+        <w:br/>
+      </w:r>
+      <w:r>
+        <w:rPr>
+          <w:rStyle w:val="FunctionTok"/>
+        </w:rPr>
+        <w:t xml:space="preserve">sort</w:t>
+      </w:r>
+      <w:r>
+        <w:rPr>
+          <w:rStyle w:val="NormalTok"/>
+        </w:rPr>
+        <w:t xml:space="preserve">(</w:t>
+      </w:r>
+      <w:r>
+        <w:rPr>
+          <w:rStyle w:val="FunctionTok"/>
+        </w:rPr>
+        <w:t xml:space="preserve">unique</w:t>
+      </w:r>
+      <w:r>
+        <w:rPr>
+          <w:rStyle w:val="NormalTok"/>
+        </w:rPr>
+        <w:t xml:space="preserve">(auto</w:t>
+      </w:r>
+      <w:r>
+        <w:rPr>
+          <w:rStyle w:val="SpecialCharTok"/>
+        </w:rPr>
+        <w:t xml:space="preserve">$</w:t>
+      </w:r>
+      <w:r>
+        <w:rPr>
+          <w:rStyle w:val="NormalTok"/>
+        </w:rPr>
+        <w:t xml:space="preserve">cylinders))</w:t>
+      </w:r>
+      <w:r>
+        <w:br/>
+      </w:r>
+      <w:r>
+        <w:rPr>
+          <w:rStyle w:val="CommentTok"/>
+        </w:rPr>
+        <w:t xml:space="preserve">#&gt; [1] 3 4 5 6 8</w:t>
+      </w:r>
+    </w:p>
+    <w:bookmarkEnd w:id="13"/>
+    <w:bookmarkStart w:id="15" w:name="def-sample-space"/>
+    <w:p>
+      <w:pPr>
+        <w:pStyle w:val="FirstParagraph"/>
+      </w:pPr>
+      <w:r>
+        <w:rPr>
+          <w:b/>
+          <w:bCs/>
+        </w:rPr>
+        <w:t xml:space="preserve">Definition 2 (Sample space)</w:t>
       </w:r>
       <w:r>
         <w:t xml:space="preserve"> </w:t>
@@ -66,7 +412,21 @@
         <w:t xml:space="preserve"> </w:t>
       </w:r>
       <w:r>
-        <w:t xml:space="preserve">of a random experiment, denoted</w:t>
+        <w:t xml:space="preserve">of a</w:t>
+      </w:r>
+      <w:r>
+        <w:t xml:space="preserve"> </w:t>
+      </w:r>
+      <w:hyperlink w:anchor="def-random-experiment">
+        <w:r>
+          <w:rPr>
+            <w:rStyle w:val="Hyperlink"/>
+          </w:rPr>
+          <w:t xml:space="preserve">random experiment</w:t>
+        </w:r>
+      </w:hyperlink>
+      <w:r>
+        <w:t xml:space="preserve">, denoted</w:t>
       </w:r>
       <w:r>
         <w:t xml:space="preserve"> </w:t>
@@ -91,7 +451,7 @@
       <w:r>
         <w:t xml:space="preserve"> </w:t>
       </w:r>
-      <w:hyperlink r:id="rId10">
+      <w:hyperlink r:id="rId14">
         <w:r>
           <w:rPr>
             <w:rStyle w:val="Hyperlink"/>
@@ -106,8 +466,8 @@
         <w:t xml:space="preserve">of all of its possible outcomes.</w:t>
       </w:r>
     </w:p>
-    <w:bookmarkEnd w:id="11"/>
-    <w:bookmarkStart w:id="12" w:name="exm-sample-space"/>
+    <w:bookmarkEnd w:id="15"/>
+    <w:bookmarkStart w:id="16" w:name="exm-sample-space"/>
     <w:p>
       <w:pPr>
         <w:pStyle w:val="BodyText"/>
@@ -117,7 +477,7 @@
           <w:b/>
           <w:bCs/>
         </w:rPr>
-        <w:t xml:space="preserve">Example 1 (Sample space of a die roll)</w:t>
+        <w:t xml:space="preserve">Example 2 (Sample space of a die roll)</w:t>
       </w:r>
       <w:r>
         <w:t xml:space="preserve"> </w:t>
@@ -210,8 +570,8 @@
         <w:t xml:space="preserve">.</w:t>
       </w:r>
     </w:p>
-    <w:bookmarkEnd w:id="12"/>
-    <w:bookmarkStart w:id="13" w:name="def-event"/>
+    <w:bookmarkEnd w:id="16"/>
+    <w:bookmarkStart w:id="17" w:name="def-event"/>
     <w:p>
       <w:pPr>
         <w:pStyle w:val="BodyText"/>
@@ -221,7 +581,7 @@
           <w:b/>
           <w:bCs/>
         </w:rPr>
-        <w:t xml:space="preserve">Definition 2 (Event)</w:t>
+        <w:t xml:space="preserve">Definition 3 (Event)</w:t>
       </w:r>
       <w:r>
         <w:t xml:space="preserve"> </w:t>
@@ -277,7 +637,7 @@
         <w:t xml:space="preserve">a set of outcomes.</w:t>
       </w:r>
     </w:p>
-    <w:bookmarkEnd w:id="13"/>
+    <w:bookmarkEnd w:id="17"/>
     <w:p>
       <w:pPr>
         <w:pStyle w:val="BodyText"/>
@@ -321,7 +681,7 @@
       <w:r>
         <w:t xml:space="preserve"> </w:t>
       </w:r>
-      <w:hyperlink r:id="rId14">
+      <w:hyperlink r:id="rId18">
         <m:oMath>
           <m:r>
             <m:t>σ</m:t>
@@ -367,7 +727,43 @@
         <w:t xml:space="preserve"> </w:t>
       </w:r>
       <w:r>
-        <w:t xml:space="preserve">count as events;</w:t>
+        <w:t xml:space="preserve">count as events</w:t>
+      </w:r>
+      <w:r>
+        <w:t xml:space="preserve"> </w:t>
+      </w:r>
+      <w:r>
+        <w:t xml:space="preserve">(some sources call a</w:t>
+      </w:r>
+      <w:r>
+        <w:t xml:space="preserve"> </w:t>
+      </w:r>
+      <m:oMath>
+        <m:r>
+          <m:t>σ</m:t>
+        </m:r>
+      </m:oMath>
+      <w:r>
+        <w:t xml:space="preserve">-algebra a</w:t>
+      </w:r>
+      <w:r>
+        <w:t xml:space="preserve"> </w:t>
+      </w:r>
+      <w:r>
+        <w:rPr>
+          <w:b/>
+          <w:bCs/>
+        </w:rPr>
+        <w:t xml:space="preserve">Borel field</w:t>
+      </w:r>
+      <w:r>
+        <w:t xml:space="preserve"> </w:t>
+      </w:r>
+      <w:r>
+        <w:t xml:space="preserve">(Casella and Berger 2002, Def. 1.2.1)</w:t>
+      </w:r>
+      <w:r>
+        <w:t xml:space="preserve">);</w:t>
       </w:r>
       <w:r>
         <w:t xml:space="preserve"> </w:t>
@@ -416,7 +812,7 @@
       <w:r>
         <w:t xml:space="preserve"> </w:t>
       </w:r>
-      <w:hyperlink r:id="rId15">
+      <w:hyperlink r:id="rId19">
         <w:r>
           <w:rPr>
             <w:rStyle w:val="Hyperlink"/>
@@ -490,7 +886,7 @@
       <w:r>
         <w:t xml:space="preserve">(</w:t>
       </w:r>
-      <w:hyperlink r:id="rId16">
+      <w:hyperlink r:id="rId20">
         <w:r>
           <w:rPr>
             <w:rStyle w:val="Hyperlink"/>
@@ -527,7 +923,7 @@
       <w:r>
         <w:t xml:space="preserve"> </w:t>
       </w:r>
-      <w:hyperlink r:id="rId17">
+      <w:hyperlink r:id="rId21">
         <m:oMath>
           <m:r>
             <m:t>σ</m:t>
@@ -544,7 +940,7 @@
         <w:t xml:space="preserve">.</w:t>
       </w:r>
     </w:p>
-    <w:bookmarkStart w:id="18" w:name="exm-event"/>
+    <w:bookmarkStart w:id="22" w:name="exm-event"/>
     <w:p>
       <w:pPr>
         <w:pStyle w:val="BodyText"/>
@@ -554,7 +950,7 @@
           <w:b/>
           <w:bCs/>
         </w:rPr>
-        <w:t xml:space="preserve">Example 2 (Rolling an even number)</w:t>
+        <w:t xml:space="preserve">Example 3 (Rolling an even number)</w:t>
       </w:r>
       <w:r>
         <w:t xml:space="preserve"> </w:t>
@@ -570,7 +966,7 @@
           <w:rPr>
             <w:rStyle w:val="Hyperlink"/>
           </w:rPr>
-          <w:t xml:space="preserve">Example 1</w:t>
+          <w:t xml:space="preserve">Example 2</w:t>
         </w:r>
       </w:hyperlink>
       <w:r>
@@ -649,8 +1045,8 @@
         <w:t xml:space="preserve">.</w:t>
       </w:r>
     </w:p>
-    <w:bookmarkEnd w:id="18"/>
-    <w:bookmarkStart w:id="19" w:name="def-occurs"/>
+    <w:bookmarkEnd w:id="22"/>
+    <w:bookmarkStart w:id="23" w:name="def-occurs"/>
     <w:p>
       <w:pPr>
         <w:pStyle w:val="BodyText"/>
@@ -660,7 +1056,7 @@
           <w:b/>
           <w:bCs/>
         </w:rPr>
-        <w:t xml:space="preserve">Definition 3 (Occurrence of an event)</w:t>
+        <w:t xml:space="preserve">Definition 4 (Occurrence of an event)</w:t>
       </w:r>
       <w:r>
         <w:t xml:space="preserve"> </w:t>
@@ -732,8 +1128,8 @@
         <w:t xml:space="preserve">.</w:t>
       </w:r>
     </w:p>
-    <w:bookmarkEnd w:id="19"/>
-    <w:bookmarkStart w:id="20" w:name="exm-occurs"/>
+    <w:bookmarkEnd w:id="23"/>
+    <w:bookmarkStart w:id="24" w:name="exm-occurs"/>
     <w:p>
       <w:pPr>
         <w:pStyle w:val="BodyText"/>
@@ -743,7 +1139,7 @@
           <w:b/>
           <w:bCs/>
         </w:rPr>
-        <w:t xml:space="preserve">Example 3 (Rolling a 4)</w:t>
+        <w:t xml:space="preserve">Example 4 (Rolling a 4)</w:t>
       </w:r>
       <w:r>
         <w:t xml:space="preserve"> </w:t>
@@ -759,7 +1155,7 @@
           <w:rPr>
             <w:rStyle w:val="Hyperlink"/>
           </w:rPr>
-          <w:t xml:space="preserve">Example 2</w:t>
+          <w:t xml:space="preserve">Example 3</w:t>
         </w:r>
       </w:hyperlink>
       <w:r>
@@ -937,8 +1333,8 @@
         <w:t xml:space="preserve">, does not occur.</w:t>
       </w:r>
     </w:p>
-    <w:bookmarkEnd w:id="20"/>
-    <w:bookmarkStart w:id="21" w:name="def-complement"/>
+    <w:bookmarkEnd w:id="24"/>
+    <w:bookmarkStart w:id="25" w:name="def-complement"/>
     <w:p>
       <w:pPr>
         <w:pStyle w:val="BodyText"/>
@@ -948,7 +1344,7 @@
           <w:b/>
           <w:bCs/>
         </w:rPr>
-        <w:t xml:space="preserve">Definition 4 (Complement of an event)</w:t>
+        <w:t xml:space="preserve">Definition 5 (Complement of an event)</w:t>
       </w:r>
       <w:r>
         <w:t xml:space="preserve"> </w:t>
@@ -1135,7 +1531,7 @@
         </m:oMath>
       </m:oMathPara>
     </w:p>
-    <w:bookmarkEnd w:id="21"/>
+    <w:bookmarkEnd w:id="25"/>
     <w:p>
       <w:pPr>
         <w:pStyle w:val="FirstParagraph"/>
@@ -1195,7 +1591,7 @@
         <w:t xml:space="preserve">.</w:t>
       </w:r>
     </w:p>
-    <w:bookmarkStart w:id="22" w:name="exm-complement"/>
+    <w:bookmarkStart w:id="26" w:name="exm-complement"/>
     <w:p>
       <w:pPr>
         <w:pStyle w:val="BodyText"/>
@@ -1205,7 +1601,7 @@
           <w:b/>
           <w:bCs/>
         </w:rPr>
-        <w:t xml:space="preserve">Example 4 (Rolling an odd number)</w:t>
+        <w:t xml:space="preserve">Example 5 (Rolling an odd number)</w:t>
       </w:r>
       <w:r>
         <w:t xml:space="preserve"> </w:t>
@@ -1221,7 +1617,7 @@
           <w:rPr>
             <w:rStyle w:val="Hyperlink"/>
           </w:rPr>
-          <w:t xml:space="preserve">Example 2</w:t>
+          <w:t xml:space="preserve">Example 3</w:t>
         </w:r>
       </w:hyperlink>
       <w:r>
@@ -1372,8 +1768,8 @@
         <w:t xml:space="preserve">.</w:t>
       </w:r>
     </w:p>
-    <w:bookmarkEnd w:id="22"/>
-    <w:bookmarkStart w:id="23" w:name="def-mutually-exclusive"/>
+    <w:bookmarkEnd w:id="26"/>
+    <w:bookmarkStart w:id="27" w:name="def-mutually-exclusive"/>
     <w:p>
       <w:pPr>
         <w:pStyle w:val="BodyText"/>
@@ -1383,7 +1779,7 @@
           <w:b/>
           <w:bCs/>
         </w:rPr>
-        <w:t xml:space="preserve">Definition 5 (Mutually exclusive events)</w:t>
+        <w:t xml:space="preserve">Definition 6 (Mutually exclusive events)</w:t>
       </w:r>
       <w:r>
         <w:t xml:space="preserve"> </w:t>
@@ -1605,7 +2001,7 @@
         </m:oMath>
       </m:oMathPara>
     </w:p>
-    <w:bookmarkEnd w:id="23"/>
+    <w:bookmarkEnd w:id="27"/>
     <w:p>
       <w:pPr>
         <w:pStyle w:val="FirstParagraph"/>
@@ -1632,7 +2028,7 @@
       <w:r>
         <w:t xml:space="preserve"> </w:t>
       </w:r>
-      <w:hyperlink r:id="rId24">
+      <w:hyperlink r:id="rId28">
         <w:r>
           <w:rPr>
             <w:rStyle w:val="Hyperlink"/>
@@ -1644,7 +2040,7 @@
         <w:t xml:space="preserve">.</w:t>
       </w:r>
     </w:p>
-    <w:bookmarkStart w:id="25" w:name="exm-mutually-exclusive"/>
+    <w:bookmarkStart w:id="29" w:name="exm-mutually-exclusive"/>
     <w:p>
       <w:pPr>
         <w:pStyle w:val="BodyText"/>
@@ -1654,7 +2050,7 @@
           <w:b/>
           <w:bCs/>
         </w:rPr>
-        <w:t xml:space="preserve">Example 5 (Low and high rolls)</w:t>
+        <w:t xml:space="preserve">Example 6 (Low and high rolls)</w:t>
       </w:r>
       <w:r>
         <w:t xml:space="preserve"> </w:t>
@@ -1670,7 +2066,7 @@
           <w:rPr>
             <w:rStyle w:val="Hyperlink"/>
           </w:rPr>
-          <w:t xml:space="preserve">Example 1</w:t>
+          <w:t xml:space="preserve">Example 2</w:t>
         </w:r>
       </w:hyperlink>
       <w:r>
@@ -1902,8 +2298,8 @@
         <w:t xml:space="preserve">are not mutually exclusive: a roll of 2 is in both.</w:t>
       </w:r>
     </w:p>
-    <w:bookmarkEnd w:id="25"/>
-    <w:bookmarkStart w:id="26" w:name="def-partition"/>
+    <w:bookmarkEnd w:id="29"/>
+    <w:bookmarkStart w:id="30" w:name="def-partition"/>
     <w:p>
       <w:pPr>
         <w:pStyle w:val="BodyText"/>
@@ -1913,7 +2309,7 @@
           <w:b/>
           <w:bCs/>
         </w:rPr>
-        <w:t xml:space="preserve">Definition 6 (Partition of an event)</w:t>
+        <w:t xml:space="preserve">Definition 7 (Partition of an event)</w:t>
       </w:r>
       <w:r>
         <w:t xml:space="preserve"> </w:t>
@@ -2210,7 +2606,7 @@
         <w:t xml:space="preserve">.</w:t>
       </w:r>
     </w:p>
-    <w:bookmarkEnd w:id="26"/>
+    <w:bookmarkEnd w:id="30"/>
     <w:p>
       <w:pPr>
         <w:pStyle w:val="BodyText"/>
@@ -2252,7 +2648,7 @@
         <w:t xml:space="preserve">to contain at least one outcome.</w:t>
       </w:r>
     </w:p>
-    <w:bookmarkStart w:id="27" w:name="exm-partition"/>
+    <w:bookmarkStart w:id="31" w:name="exm-partition"/>
     <w:p>
       <w:pPr>
         <w:pStyle w:val="BodyText"/>
@@ -2262,7 +2658,7 @@
           <w:b/>
           <w:bCs/>
         </w:rPr>
-        <w:t xml:space="preserve">Example 6 (Partitioning the die roll)</w:t>
+        <w:t xml:space="preserve">Example 7 (Partitioning the die roll)</w:t>
       </w:r>
       <w:r>
         <w:t xml:space="preserve"> </w:t>
@@ -2278,7 +2674,7 @@
           <w:rPr>
             <w:rStyle w:val="Hyperlink"/>
           </w:rPr>
-          <w:t xml:space="preserve">Example 1</w:t>
+          <w:t xml:space="preserve">Example 2</w:t>
         </w:r>
       </w:hyperlink>
       <w:r>
@@ -2617,7 +3013,7 @@
           <w:rPr>
             <w:rStyle w:val="Hyperlink"/>
           </w:rPr>
-          <w:t xml:space="preserve">Example 5</w:t>
+          <w:t xml:space="preserve">Example 6</w:t>
         </w:r>
       </w:hyperlink>
       <w:r>
@@ -2641,8 +3037,8 @@
         <w:t xml:space="preserve">: their union leaves out 3 and 4.</w:t>
       </w:r>
     </w:p>
-    <w:bookmarkEnd w:id="27"/>
-    <w:bookmarkStart w:id="29" w:name="def-probability"/>
+    <w:bookmarkEnd w:id="31"/>
+    <w:bookmarkStart w:id="33" w:name="def-probability"/>
     <w:p>
       <w:pPr>
         <w:pStyle w:val="BodyText"/>
@@ -2652,7 +3048,7 @@
           <w:b/>
           <w:bCs/>
         </w:rPr>
-        <w:t xml:space="preserve">Definition 7 (Probability measure)</w:t>
+        <w:t xml:space="preserve">Definition 8 (Probability measure)</w:t>
       </w:r>
       <w:r>
         <w:t xml:space="preserve"> </w:t>
@@ -2771,7 +3167,7 @@
       <w:r>
         <w:t xml:space="preserve"> </w:t>
       </w:r>
-      <w:hyperlink r:id="rId28">
+      <w:hyperlink r:id="rId32">
         <w:r>
           <w:rPr>
             <w:rStyle w:val="Hyperlink"/>
@@ -2865,18 +3261,61 @@
         </m:oMath>
       </m:oMathPara>
     </w:p>
-    <w:bookmarkEnd w:id="29"/>
-    <w:bookmarkStart w:id="31" w:name="exm-probability"/>
+    <w:bookmarkEnd w:id="33"/>
     <w:p>
       <w:pPr>
         <w:pStyle w:val="FirstParagraph"/>
       </w:pPr>
       <w:r>
         <w:rPr>
+          <w:i/>
+          <w:iCs/>
+        </w:rPr>
+        <w:t xml:space="preserve">Remark</w:t>
+      </w:r>
+      <w:r>
+        <w:t xml:space="preserve">. </w:t>
+      </w:r>
+      <w:r>
+        <w:t xml:space="preserve">Other sources call a probability measure a</w:t>
+      </w:r>
+      <w:r>
+        <w:t xml:space="preserve"> </w:t>
+      </w:r>
+      <w:r>
+        <w:rPr>
           <w:b/>
           <w:bCs/>
         </w:rPr>
-        <w:t xml:space="preserve">Example 7 (Probability measure for a fair die)</w:t>
+        <w:t xml:space="preserve">probability function</w:t>
+      </w:r>
+      <w:r>
+        <w:t xml:space="preserve"> </w:t>
+      </w:r>
+      <w:r>
+        <w:t xml:space="preserve">(Casella and Berger 2002, Def. 1.2.4)</w:t>
+      </w:r>
+      <w:r>
+        <w:t xml:space="preserve">.</w:t>
+      </w:r>
+      <w:r>
+        <w:t xml:space="preserve"> </w:t>
+      </w:r>
+      <w:r>
+        <w:t xml:space="preserve">The two names mean the same thing.</w:t>
+      </w:r>
+    </w:p>
+    <w:bookmarkStart w:id="35" w:name="exm-probability"/>
+    <w:p>
+      <w:pPr>
+        <w:pStyle w:val="BodyText"/>
+      </w:pPr>
+      <w:r>
+        <w:rPr>
+          <w:b/>
+          <w:bCs/>
+        </w:rPr>
+        <w:t xml:space="preserve">Example 8 (Probability measure for a fair die)</w:t>
       </w:r>
       <w:r>
         <w:t xml:space="preserve"> </w:t>
@@ -2892,7 +3331,7 @@
           <w:rPr>
             <w:rStyle w:val="Hyperlink"/>
           </w:rPr>
-          <w:t xml:space="preserve">Example 1</w:t>
+          <w:t xml:space="preserve">Example 2</w:t>
         </w:r>
       </w:hyperlink>
       <w:r>
@@ -3116,7 +3555,7 @@
       <w:r>
         <w:t xml:space="preserve">(</w:t>
       </w:r>
-      <w:hyperlink r:id="rId30">
+      <w:hyperlink r:id="rId34">
         <w:r>
           <w:rPr>
             <w:rStyle w:val="Hyperlink"/>
@@ -3136,7 +3575,7 @@
       <w:r>
         <w:t xml:space="preserve"> </w:t>
       </w:r>
-      <w:hyperlink r:id="rId28">
+      <w:hyperlink r:id="rId32">
         <w:r>
           <w:rPr>
             <w:rStyle w:val="Hyperlink"/>
@@ -3279,7 +3718,7 @@
           <w:rPr>
             <w:rStyle w:val="Hyperlink"/>
           </w:rPr>
-          <w:t xml:space="preserve">Example 2</w:t>
+          <w:t xml:space="preserve">Example 3</w:t>
         </w:r>
       </w:hyperlink>
       <w:r>
@@ -3410,8 +3849,8 @@
         </m:oMath>
       </m:oMathPara>
     </w:p>
-    <w:bookmarkEnd w:id="31"/>
-    <w:bookmarkStart w:id="33" w:name="cor-probability-finitely-additive"/>
+    <w:bookmarkEnd w:id="35"/>
+    <w:bookmarkStart w:id="37" w:name="cor-probability-finitely-additive"/>
     <w:p>
       <w:pPr>
         <w:pStyle w:val="FirstParagraph"/>
@@ -3449,7 +3888,7 @@
       <w:r>
         <w:t xml:space="preserve"> </w:t>
       </w:r>
-      <w:hyperlink r:id="rId32">
+      <w:hyperlink r:id="rId36">
         <w:r>
           <w:rPr>
             <w:rStyle w:val="Hyperlink"/>
@@ -3671,7 +4110,7 @@
         </m:oMath>
       </m:oMathPara>
     </w:p>
-    <w:bookmarkEnd w:id="33"/>
+    <w:bookmarkEnd w:id="37"/>
     <w:p>
       <w:pPr>
         <w:pStyle w:val="FirstParagraph"/>
@@ -3694,7 +4133,7 @@
           <w:rPr>
             <w:rStyle w:val="Hyperlink"/>
           </w:rPr>
-          <w:t xml:space="preserve">Definition 7</w:t>
+          <w:t xml:space="preserve">Definition 8</w:t>
         </w:r>
       </w:hyperlink>
       <w:r>
@@ -3709,7 +4148,7 @@
       <w:r>
         <w:t xml:space="preserve"> </w:t>
       </w:r>
-      <w:hyperlink r:id="rId34">
+      <w:hyperlink r:id="rId38">
         <w:r>
           <w:rPr>
             <w:rStyle w:val="Hyperlink"/>
@@ -3724,7 +4163,7 @@
         <w:t xml:space="preserve">applies to it.</w:t>
       </w:r>
     </w:p>
-    <w:bookmarkStart w:id="35" w:name="thm-continuity-probability"/>
+    <w:bookmarkStart w:id="39" w:name="thm-continuity-probability"/>
     <w:p>
       <w:pPr>
         <w:pStyle w:val="BodyText"/>
@@ -3950,7 +4389,7 @@
         </m:oMath>
       </m:oMathPara>
     </w:p>
-    <w:bookmarkEnd w:id="35"/>
+    <w:bookmarkEnd w:id="39"/>
     <w:p>
       <w:pPr>
         <w:pStyle w:val="FirstParagraph"/>
@@ -4222,7 +4661,7 @@
       <w:r>
         <w:t xml:space="preserve"> </w:t>
       </w:r>
-      <w:hyperlink r:id="rId36">
+      <w:hyperlink r:id="rId40">
         <w:r>
           <w:rPr>
             <w:rStyle w:val="Hyperlink"/>
@@ -6746,7 +7185,7 @@
         <w:t xml:space="preserve">valid.</w:t>
       </w:r>
     </w:p>
-    <w:bookmarkStart w:id="38" w:name="thm-kolmogorov-axioms"/>
+    <w:bookmarkStart w:id="42" w:name="thm-kolmogorov-axioms"/>
     <w:p>
       <w:pPr>
         <w:pStyle w:val="BodyText"/>
@@ -7016,7 +7455,7 @@
       <w:r>
         <w:t xml:space="preserve"> </w:t>
       </w:r>
-      <w:hyperlink r:id="rId37">
+      <w:hyperlink r:id="rId41">
         <w:r>
           <w:rPr>
             <w:rStyle w:val="Hyperlink"/>
@@ -7251,7 +7690,7 @@
         </m:oMath>
       </m:oMathPara>
     </w:p>
-    <w:bookmarkEnd w:id="38"/>
+    <w:bookmarkEnd w:id="42"/>
     <w:p>
       <w:pPr>
         <w:pStyle w:val="FirstParagraph"/>
@@ -7295,7 +7734,7 @@
       <w:r>
         <w:t xml:space="preserve"> </w:t>
       </w:r>
-      <w:hyperlink r:id="rId28">
+      <w:hyperlink r:id="rId32">
         <w:r>
           <w:rPr>
             <w:rStyle w:val="Hyperlink"/>
@@ -7309,7 +7748,7 @@
       <w:r>
         <w:t xml:space="preserve"> </w:t>
       </w:r>
-      <w:hyperlink r:id="rId39">
+      <w:hyperlink r:id="rId43">
         <w:r>
           <w:rPr>
             <w:rStyle w:val="Hyperlink"/>
@@ -7422,7 +7861,7 @@
           <w:rPr>
             <w:rStyle w:val="Hyperlink"/>
           </w:rPr>
-          <w:t xml:space="preserve">Definition 7</w:t>
+          <w:t xml:space="preserve">Definition 8</w:t>
         </w:r>
       </w:hyperlink>
       <w:r>
@@ -7537,7 +7976,7 @@
       <w:r>
         <w:t xml:space="preserve"> </w:t>
       </w:r>
-      <w:hyperlink r:id="rId37">
+      <w:hyperlink r:id="rId41">
         <w:r>
           <w:rPr>
             <w:rStyle w:val="Hyperlink"/>
@@ -7557,7 +7996,7 @@
       <w:r>
         <w:t xml:space="preserve"> </w:t>
       </w:r>
-      <w:hyperlink r:id="rId40">
+      <w:hyperlink r:id="rId44">
         <w:r>
           <w:rPr>
             <w:rStyle w:val="Hyperlink"/>
@@ -7719,7 +8158,7 @@
       <w:r>
         <w:t xml:space="preserve"> </w:t>
       </w:r>
-      <w:hyperlink r:id="rId28">
+      <w:hyperlink r:id="rId32">
         <w:r>
           <w:rPr>
             <w:rStyle w:val="Hyperlink"/>
@@ -7822,7 +8261,7 @@
           <w:rPr>
             <w:rStyle w:val="Hyperlink"/>
           </w:rPr>
-          <w:t xml:space="preserve">Definition 7</w:t>
+          <w:t xml:space="preserve">Definition 8</w:t>
         </w:r>
       </w:hyperlink>
       <w:r>
@@ -7873,7 +8312,7 @@
       <w:r>
         <w:t xml:space="preserve"> </w:t>
       </w:r>
-      <w:hyperlink r:id="rId41">
+      <w:hyperlink r:id="rId45">
         <w:r>
           <w:rPr>
             <w:rStyle w:val="Hyperlink"/>
@@ -7938,7 +8377,7 @@
         <w:t xml:space="preserve">the proof above derives it.</w:t>
       </w:r>
     </w:p>
-    <w:bookmarkStart w:id="42" w:name="thm-prob-subset"/>
+    <w:bookmarkStart w:id="46" w:name="thm-prob-subset"/>
     <w:p>
       <w:pPr>
         <w:pStyle w:val="BodyText"/>
@@ -8070,7 +8509,7 @@
         <w:t xml:space="preserve">.</w:t>
       </w:r>
     </w:p>
-    <w:bookmarkEnd w:id="42"/>
+    <w:bookmarkEnd w:id="46"/>
     <w:p>
       <w:pPr>
         <w:pStyle w:val="BodyText"/>
@@ -8234,7 +8673,7 @@
         <w:t xml:space="preserve">.</w:t>
       </w:r>
     </w:p>
-    <w:bookmarkStart w:id="43" w:name="thm-total-prob-1"/>
+    <w:bookmarkStart w:id="47" w:name="thm-total-prob-1"/>
     <w:p>
       <w:pPr>
         <w:pStyle w:val="BodyText"/>
@@ -8370,7 +8809,7 @@
         </m:oMath>
       </m:oMathPara>
     </w:p>
-    <w:bookmarkEnd w:id="43"/>
+    <w:bookmarkEnd w:id="47"/>
     <w:p>
       <w:pPr>
         <w:pStyle w:val="FirstParagraph"/>
@@ -8677,7 +9116,7 @@
         </m:oMath>
       </m:oMathPara>
     </w:p>
-    <w:bookmarkStart w:id="44" w:name="cor-p-neg0"/>
+    <w:bookmarkStart w:id="48" w:name="cor-p-neg0"/>
     <w:p>
       <w:pPr>
         <w:pStyle w:val="FirstParagraph"/>
@@ -8782,7 +9221,7 @@
         </m:oMath>
       </m:oMathPara>
     </w:p>
-    <w:bookmarkEnd w:id="44"/>
+    <w:bookmarkEnd w:id="48"/>
     <w:p>
       <w:pPr>
         <w:pStyle w:val="FirstParagraph"/>
@@ -8847,7 +9286,7 @@
         <w:t xml:space="preserve">.</w:t>
       </w:r>
     </w:p>
-    <w:bookmarkStart w:id="45" w:name="cor-p-neg"/>
+    <w:bookmarkStart w:id="49" w:name="cor-p-neg"/>
     <w:p>
       <w:pPr>
         <w:pStyle w:val="BodyText"/>
@@ -9007,7 +9446,7 @@
         </m:oMath>
       </m:oMathPara>
     </w:p>
-    <w:bookmarkEnd w:id="45"/>
+    <w:bookmarkEnd w:id="49"/>
     <w:p>
       <w:pPr>
         <w:pStyle w:val="FirstParagraph"/>
@@ -9191,7 +9630,7 @@
         </m:oMath>
       </m:oMathPara>
     </w:p>
-    <w:bookmarkStart w:id="46" w:name="exm-p-neg"/>
+    <w:bookmarkStart w:id="50" w:name="exm-p-neg"/>
     <w:p>
       <w:pPr>
         <w:pStyle w:val="FirstParagraph"/>
@@ -9201,7 +9640,7 @@
           <w:b/>
           <w:bCs/>
         </w:rPr>
-        <w:t xml:space="preserve">Example 8 (Probability of not rolling a six)</w:t>
+        <w:t xml:space="preserve">Example 9 (Probability of not rolling a six)</w:t>
       </w:r>
       <w:r>
         <w:t xml:space="preserve"> </w:t>
@@ -9321,8 +9760,8 @@
         <w:t xml:space="preserve">.</w:t>
       </w:r>
     </w:p>
-    <w:bookmarkEnd w:id="46"/>
-    <w:bookmarkStart w:id="48" w:name="def-random-choice"/>
+    <w:bookmarkEnd w:id="50"/>
+    <w:bookmarkStart w:id="52" w:name="def-random-choice"/>
     <w:p>
       <w:pPr>
         <w:pStyle w:val="BodyText"/>
@@ -9332,7 +9771,7 @@
           <w:b/>
           <w:bCs/>
         </w:rPr>
-        <w:t xml:space="preserve">Definition 8 (Choosing at random)</w:t>
+        <w:t xml:space="preserve">Definition 9 (Choosing at random)</w:t>
       </w:r>
       <w:r>
         <w:t xml:space="preserve"> </w:t>
@@ -9357,7 +9796,7 @@
       <w:r>
         <w:t xml:space="preserve"> </w:t>
       </w:r>
-      <w:hyperlink r:id="rId28">
+      <w:hyperlink r:id="rId32">
         <w:r>
           <w:rPr>
             <w:rStyle w:val="Hyperlink"/>
@@ -9477,8 +9916,19 @@
       <w:r>
         <w:t xml:space="preserve"> </w:t>
       </w:r>
-      <w:r>
-        <w:t xml:space="preserve">random experiment whose</w:t>
+      <w:hyperlink w:anchor="def-random-experiment">
+        <w:r>
+          <w:rPr>
+            <w:rStyle w:val="Hyperlink"/>
+          </w:rPr>
+          <w:t xml:space="preserve">random experiment</w:t>
+        </w:r>
+      </w:hyperlink>
+      <w:r>
+        <w:t xml:space="preserve"> </w:t>
+      </w:r>
+      <w:r>
+        <w:t xml:space="preserve">whose</w:t>
       </w:r>
       <w:r>
         <w:t xml:space="preserve"> </w:t>
@@ -9531,7 +9981,7 @@
       <w:r>
         <w:t xml:space="preserve"> </w:t>
       </w:r>
-      <w:hyperlink r:id="rId47">
+      <w:hyperlink r:id="rId51">
         <w:r>
           <w:rPr>
             <w:rStyle w:val="Hyperlink"/>
@@ -9557,8 +10007,8 @@
         <w:t xml:space="preserve">.</w:t>
       </w:r>
     </w:p>
-    <w:bookmarkEnd w:id="48"/>
-    <w:bookmarkStart w:id="50" w:name="exm-random-choice-sets"/>
+    <w:bookmarkEnd w:id="52"/>
+    <w:bookmarkStart w:id="54" w:name="exm-random-choice-sets"/>
     <w:p>
       <w:pPr>
         <w:pStyle w:val="BodyText"/>
@@ -9568,7 +10018,7 @@
           <w:b/>
           <w:bCs/>
         </w:rPr>
-        <w:t xml:space="preserve">Example 9 (Choosing at random from a finite set and from an interval)</w:t>
+        <w:t xml:space="preserve">Example 10 (Choosing at random from a finite set and from an interval)</w:t>
       </w:r>
       <w:r>
         <w:t xml:space="preserve"> </w:t>
@@ -9644,7 +10094,7 @@
       <w:r>
         <w:t xml:space="preserve"> </w:t>
       </w:r>
-      <w:hyperlink r:id="rId30">
+      <w:hyperlink r:id="rId34">
         <w:r>
           <w:rPr>
             <w:rStyle w:val="Hyperlink"/>
@@ -9995,7 +10445,7 @@
       <w:r>
         <w:t xml:space="preserve"> </w:t>
       </w:r>
-      <w:hyperlink r:id="rId49">
+      <w:hyperlink r:id="rId53">
         <m:oMath>
           <m:r>
             <m:rPr>
@@ -10060,8 +10510,8 @@
         <w:t xml:space="preserve">so they have no choice at random in this sense.</w:t>
       </w:r>
     </w:p>
-    <w:bookmarkEnd w:id="50"/>
-    <w:bookmarkStart w:id="53" w:name="exm-random-choice-auto"/>
+    <w:bookmarkEnd w:id="54"/>
+    <w:bookmarkStart w:id="55" w:name="exm-random-choice-auto"/>
     <w:p>
       <w:pPr>
         <w:pStyle w:val="BodyText"/>
@@ -10071,111 +10521,40 @@
           <w:b/>
           <w:bCs/>
         </w:rPr>
-        <w:t xml:space="preserve">Example 10 (Choosing a car at random from the Auto data)</w:t>
-      </w:r>
-      <w:r>
-        <w:t xml:space="preserve"> </w:t>
-      </w:r>
-      <w:r>
-        <w:t xml:space="preserve">The Auto data record the number of engine cylinders and the fuel economy</w:t>
-      </w:r>
-      <w:r>
-        <w:t xml:space="preserve"> </w:t>
-      </w:r>
-      <w:r>
-        <w:t xml:space="preserve">(miles per gallon) of</w:t>
-      </w:r>
-      <w:r>
-        <w:t xml:space="preserve"> </w:t>
-      </w:r>
-      <w:r>
-        <w:t xml:space="preserve">392 car models</w:t>
-      </w:r>
-      <w:r>
-        <w:t xml:space="preserve"> </w:t>
-      </w:r>
-      <w:r>
-        <w:t xml:space="preserve">sold between 1970 and 1982.</w:t>
-      </w:r>
-      <w:r>
-        <w:t xml:space="preserve"> </w:t>
-      </w:r>
-      <w:r>
-        <w:t xml:space="preserve">They come from the StatLib library at Carnegie Mellon University</w:t>
-      </w:r>
-      <w:r>
-        <w:t xml:space="preserve"> </w:t>
-      </w:r>
-      <w:r>
-        <w:t xml:space="preserve">and ship with the book</w:t>
-      </w:r>
-      <w:r>
-        <w:t xml:space="preserve"> </w:t>
-      </w:r>
-      <w:r>
-        <w:rPr>
-          <w:i/>
-          <w:iCs/>
-        </w:rPr>
-        <w:t xml:space="preserve">An Introduction to Statistical Learning</w:t>
-      </w:r>
-      <w:r>
-        <w:t xml:space="preserve"> </w:t>
-      </w:r>
-      <w:r>
-        <w:t xml:space="preserve">and the R package</w:t>
-      </w:r>
-      <w:r>
-        <w:t xml:space="preserve"> </w:t>
-      </w:r>
-      <w:hyperlink r:id="rId51">
+        <w:t xml:space="preserve">Example 11 (Choosing a car at random from the Auto data)</w:t>
+      </w:r>
+      <w:r>
+        <w:t xml:space="preserve"> </w:t>
+      </w:r>
+      <w:r>
+        <w:t xml:space="preserve">The Auto data of</w:t>
+      </w:r>
+      <w:r>
+        <w:t xml:space="preserve"> </w:t>
+      </w:r>
+      <w:hyperlink w:anchor="exm-random-experiment">
         <w:r>
           <w:rPr>
-            <w:rStyle w:val="VerbatimChar"/>
+            <w:rStyle w:val="Hyperlink"/>
           </w:rPr>
-          <w:t xml:space="preserve">ISLR2</w:t>
+          <w:t xml:space="preserve">Example 1</w:t>
         </w:r>
       </w:hyperlink>
       <w:r>
         <w:t xml:space="preserve"> </w:t>
       </w:r>
       <w:r>
-        <w:t xml:space="preserve">(</w:t>
-      </w:r>
-      <w:r>
-        <w:rPr>
-          <w:rStyle w:val="VerbatimChar"/>
-        </w:rPr>
-        <w:t xml:space="preserve">ISLR2::Auto</w:t>
-      </w:r>
-      <w:r>
-        <w:t xml:space="preserve">).</w:t>
-      </w:r>
-      <w:r>
-        <w:t xml:space="preserve"> </w:t>
-      </w:r>
-      <w:r>
-        <w:t xml:space="preserve">This site has a copy at</w:t>
-      </w:r>
-      <w:r>
-        <w:t xml:space="preserve"> </w:t>
-      </w:r>
-      <w:hyperlink r:id="rId52">
-        <w:r>
-          <w:rPr>
-            <w:rStyle w:val="VerbatimChar"/>
-          </w:rPr>
-          <w:t xml:space="preserve">data/auto.csv</w:t>
-        </w:r>
-      </w:hyperlink>
-      <w:r>
-        <w:t xml:space="preserve">.</w:t>
-      </w:r>
-    </w:p>
-    <w:p>
-      <w:pPr>
-        <w:pStyle w:val="BodyText"/>
-      </w:pPr>
+        <w:t xml:space="preserve">have</w:t>
+      </w:r>
+      <w:r>
+        <w:t xml:space="preserve"> </w:t>
+      </w:r>
+      <w:r>
+        <w:t xml:space="preserve">392 car models.</w:t>
+      </w:r>
+      <w:r>
+        <w:t xml:space="preserve"> </w:t>
+      </w:r>
       <w:r>
         <w:t xml:space="preserve">Let</w:t>
       </w:r>
@@ -10218,7 +10597,7 @@
           <w:rPr>
             <w:rStyle w:val="Hyperlink"/>
           </w:rPr>
-          <w:t xml:space="preserve">Definition 8</w:t>
+          <w:t xml:space="preserve">Definition 9</w:t>
         </w:r>
       </w:hyperlink>
       <w:r>
@@ -10431,9 +10810,9 @@
         <w:t xml:space="preserve">#&gt; [1] 0.5076531</w:t>
       </w:r>
     </w:p>
-    <w:bookmarkEnd w:id="53"/>
-    <w:bookmarkEnd w:id="54"/>
-    <w:bookmarkStart w:id="77" w:name="conditional-probability"/>
+    <w:bookmarkEnd w:id="55"/>
+    <w:bookmarkEnd w:id="56"/>
+    <w:bookmarkStart w:id="79" w:name="conditional-probability"/>
     <w:p>
       <w:pPr>
         <w:pStyle w:val="Heading2"/>
@@ -10442,7 +10821,7 @@
         <w:t xml:space="preserve">2 Conditional probability</w:t>
       </w:r>
     </w:p>
-    <w:bookmarkStart w:id="55" w:name="def-conditional-prob"/>
+    <w:bookmarkStart w:id="57" w:name="def-conditional-prob"/>
     <w:p>
       <w:pPr>
         <w:pStyle w:val="FirstParagraph"/>
@@ -10452,7 +10831,7 @@
           <w:b/>
           <w:bCs/>
         </w:rPr>
-        <w:t xml:space="preserve">Definition 9 (Conditional probability)</w:t>
+        <w:t xml:space="preserve">Definition 10 (Conditional probability)</w:t>
       </w:r>
       <w:r>
         <w:t xml:space="preserve"> </w:t>
@@ -10739,7 +11118,7 @@
         </m:oMath>
       </m:oMathPara>
     </w:p>
-    <w:bookmarkEnd w:id="55"/>
+    <w:bookmarkEnd w:id="57"/>
     <w:p>
       <w:pPr>
         <w:pStyle w:val="FirstParagraph"/>
@@ -10871,7 +11250,7 @@
         <w:t xml:space="preserve">.</w:t>
       </w:r>
     </w:p>
-    <w:bookmarkStart w:id="56" w:name="exm-conditional-prob"/>
+    <w:bookmarkStart w:id="58" w:name="exm-conditional-prob"/>
     <w:p>
       <w:pPr>
         <w:pStyle w:val="BodyText"/>
@@ -10881,7 +11260,7 @@
           <w:b/>
           <w:bCs/>
         </w:rPr>
-        <w:t xml:space="preserve">Example 11 (Rolling a six, given an even roll)</w:t>
+        <w:t xml:space="preserve">Example 12 (Rolling a six, given an even roll)</w:t>
       </w:r>
       <w:r>
         <w:t xml:space="preserve"> </w:t>
@@ -10894,7 +11273,7 @@
           <w:rPr>
             <w:rStyle w:val="Hyperlink"/>
           </w:rPr>
-          <w:t xml:space="preserve">Example 7</w:t>
+          <w:t xml:space="preserve">Example 8</w:t>
         </w:r>
       </w:hyperlink>
       <w:r>
@@ -11275,8 +11654,8 @@
         </m:oMath>
       </m:oMathPara>
     </w:p>
-    <w:bookmarkEnd w:id="56"/>
-    <w:bookmarkStart w:id="57" w:name="thm-law-conditional-prob"/>
+    <w:bookmarkEnd w:id="58"/>
+    <w:bookmarkStart w:id="59" w:name="thm-law-conditional-prob"/>
     <w:p>
       <w:pPr>
         <w:pStyle w:val="FirstParagraph"/>
@@ -11466,7 +11845,7 @@
         </m:oMath>
       </m:oMathPara>
     </w:p>
-    <w:bookmarkEnd w:id="57"/>
+    <w:bookmarkEnd w:id="59"/>
     <w:p>
       <w:pPr>
         <w:pStyle w:val="FirstParagraph"/>
@@ -11492,7 +11871,7 @@
           <w:rPr>
             <w:rStyle w:val="Hyperlink"/>
           </w:rPr>
-          <w:t xml:space="preserve">Definition 9</w:t>
+          <w:t xml:space="preserve">Definition 10</w:t>
         </w:r>
       </w:hyperlink>
       <w:r>
@@ -11766,7 +12145,7 @@
         </m:oMath>
       </m:oMathPara>
     </w:p>
-    <w:bookmarkStart w:id="58" w:name="exm-law-conditional-prob"/>
+    <w:bookmarkStart w:id="60" w:name="exm-law-conditional-prob"/>
     <w:p>
       <w:pPr>
         <w:pStyle w:val="FirstParagraph"/>
@@ -11776,7 +12155,7 @@
           <w:b/>
           <w:bCs/>
         </w:rPr>
-        <w:t xml:space="preserve">Example 12 (Applying the law of conditional probability)</w:t>
+        <w:t xml:space="preserve">Example 13 (Applying the law of conditional probability)</w:t>
       </w:r>
       <w:r>
         <w:t xml:space="preserve"> </w:t>
@@ -12098,8 +12477,8 @@
         </m:oMath>
       </m:oMathPara>
     </w:p>
-    <w:bookmarkEnd w:id="58"/>
-    <w:bookmarkStart w:id="59" w:name="thm-total-prob"/>
+    <w:bookmarkEnd w:id="60"/>
+    <w:bookmarkStart w:id="61" w:name="thm-total-prob"/>
     <w:p>
       <w:pPr>
         <w:pStyle w:val="FirstParagraph"/>
@@ -12418,7 +12797,7 @@
         </m:oMath>
       </m:oMathPara>
     </w:p>
-    <w:bookmarkEnd w:id="59"/>
+    <w:bookmarkEnd w:id="61"/>
     <w:p>
       <w:pPr>
         <w:pStyle w:val="FirstParagraph"/>
@@ -12592,7 +12971,7 @@
       <w:r>
         <w:t xml:space="preserve"> </w:t>
       </w:r>
-      <w:hyperlink r:id="rId37">
+      <w:hyperlink r:id="rId41">
         <w:r>
           <w:rPr>
             <w:rStyle w:val="Hyperlink"/>
@@ -12941,7 +13320,7 @@
         </m:oMath>
       </m:oMathPara>
     </w:p>
-    <w:bookmarkStart w:id="60" w:name="thm-bayes"/>
+    <w:bookmarkStart w:id="62" w:name="thm-bayes"/>
     <w:p>
       <w:pPr>
         <w:pStyle w:val="FirstParagraph"/>
@@ -13202,7 +13581,7 @@
         </m:oMath>
       </m:oMathPara>
     </w:p>
-    <w:bookmarkEnd w:id="60"/>
+    <w:bookmarkEnd w:id="62"/>
     <w:p>
       <w:pPr>
         <w:pStyle w:val="FirstParagraph"/>
@@ -13228,7 +13607,7 @@
           <w:rPr>
             <w:rStyle w:val="Hyperlink"/>
           </w:rPr>
-          <w:t xml:space="preserve">Definition 9</w:t>
+          <w:t xml:space="preserve">Definition 10</w:t>
         </w:r>
       </w:hyperlink>
       <w:r>
@@ -13649,7 +14028,7 @@
         </m:oMath>
       </m:oMathPara>
     </w:p>
-    <w:bookmarkStart w:id="61" w:name="exm-bayes"/>
+    <w:bookmarkStart w:id="63" w:name="exm-bayes"/>
     <w:p>
       <w:pPr>
         <w:pStyle w:val="FirstParagraph"/>
@@ -13659,7 +14038,7 @@
           <w:b/>
           <w:bCs/>
         </w:rPr>
-        <w:t xml:space="preserve">Example 13 (Positive predictive value of a medical test)</w:t>
+        <w:t xml:space="preserve">Example 14 (Positive predictive value of a medical test)</w:t>
       </w:r>
       <w:r>
         <w:t xml:space="preserve"> </w:t>
@@ -14691,8 +15070,8 @@
         <w:t xml:space="preserve">because the disease prevalence is relatively low (7%).</w:t>
       </w:r>
     </w:p>
-    <w:bookmarkEnd w:id="61"/>
-    <w:bookmarkStart w:id="62" w:name="exr-bayes"/>
+    <w:bookmarkEnd w:id="63"/>
+    <w:bookmarkStart w:id="64" w:name="exr-bayes"/>
     <w:p>
       <w:pPr>
         <w:pStyle w:val="BodyText"/>
@@ -14712,7 +15091,7 @@
           <w:rPr>
             <w:rStyle w:val="Hyperlink"/>
           </w:rPr>
-          <w:t xml:space="preserve">Definition 9</w:t>
+          <w:t xml:space="preserve">Definition 10</w:t>
         </w:r>
       </w:hyperlink>
       <w:r>
@@ -15030,8 +15409,8 @@
         <w:t xml:space="preserve">, and none of them jointly.</w:t>
       </w:r>
     </w:p>
-    <w:bookmarkEnd w:id="62"/>
-    <w:bookmarkStart w:id="64" w:name="sol-bayes"/>
+    <w:bookmarkEnd w:id="64"/>
+    <w:bookmarkStart w:id="66" w:name="sol-bayes"/>
     <w:p>
       <w:pPr>
         <w:pStyle w:val="BodyText"/>
@@ -15057,7 +15436,7 @@
           <w:rPr>
             <w:rStyle w:val="Hyperlink"/>
           </w:rPr>
-          <w:t xml:space="preserve">Definition 9</w:t>
+          <w:t xml:space="preserve">Definition 10</w:t>
         </w:r>
       </w:hyperlink>
       <w:r>
@@ -15345,7 +15724,7 @@
       <w:pPr>
         <w:pStyle w:val="BodyText"/>
       </w:pPr>
-      <w:bookmarkStart w:id="63" w:name="eq-bayes"/>
+      <w:bookmarkStart w:id="65" w:name="eq-bayes"/>
       <m:oMathPara>
         <m:oMathParaPr>
           <m:jc m:val="center"/>
@@ -15491,7 +15870,7 @@
           </m:r>
         </m:oMath>
       </m:oMathPara>
-      <w:bookmarkEnd w:id="63"/>
+      <w:bookmarkEnd w:id="65"/>
     </w:p>
     <w:p>
       <w:pPr>
@@ -16072,8 +16451,8 @@
         <w:t xml:space="preserve">decreases it.</w:t>
       </w:r>
     </w:p>
-    <w:bookmarkEnd w:id="64"/>
-    <w:bookmarkStart w:id="65" w:name="exr-base-rate"/>
+    <w:bookmarkEnd w:id="66"/>
+    <w:bookmarkStart w:id="67" w:name="exr-base-rate"/>
     <w:p>
       <w:pPr>
         <w:pStyle w:val="BodyText"/>
@@ -16178,8 +16557,8 @@
         <w:t xml:space="preserve">.</w:t>
       </w:r>
     </w:p>
-    <w:bookmarkEnd w:id="65"/>
-    <w:bookmarkStart w:id="66" w:name="sol-base-rate"/>
+    <w:bookmarkEnd w:id="67"/>
+    <w:bookmarkStart w:id="68" w:name="sol-base-rate"/>
     <w:p>
       <w:pPr>
         <w:pStyle w:val="BodyText"/>
@@ -17144,7 +17523,7 @@
         <w:t xml:space="preserve">and it illustrates why raw accuracy can be misleading on rare events.</w:t>
       </w:r>
     </w:p>
-    <w:bookmarkEnd w:id="66"/>
+    <w:bookmarkEnd w:id="68"/>
     <w:tbl>
       <w:tblPr>
         <w:tblStyle w:val="Table"/>
@@ -17186,18 +17565,18 @@
                 <wp:inline>
                   <wp:extent cx="152400" cy="152400"/>
                   <wp:effectExtent b="0" l="0" r="0" t="0"/>
-                  <wp:docPr descr="" title="" id="68" name="Picture"/>
+                  <wp:docPr descr="" title="" id="70" name="Picture"/>
                   <a:graphic>
                     <a:graphicData uri="http://schemas.openxmlformats.org/drawingml/2006/picture">
                       <pic:pic>
                         <pic:nvPicPr>
-                          <pic:cNvPr descr="/opt/quarto/share/formats/docx/tip.png" id="69" name="Picture"/>
+                          <pic:cNvPr descr="/opt/quarto/share/formats/docx/tip.png" id="71" name="Picture"/>
                           <pic:cNvPicPr>
                             <a:picLocks noChangeArrowheads="1" noChangeAspect="1"/>
                           </pic:cNvPicPr>
                         </pic:nvPicPr>
                         <pic:blipFill>
-                          <a:blip r:embed="rId67"/>
+                          <a:blip r:embed="rId69"/>
                           <a:stretch>
                             <a:fillRect/>
                           </a:stretch>
@@ -17259,7 +17638,7 @@
             <w:r>
               <w:t xml:space="preserve"> </w:t>
             </w:r>
-            <w:hyperlink r:id="rId70">
+            <w:hyperlink r:id="rId72">
               <w:r>
                 <w:rPr>
                   <w:rStyle w:val="Hyperlink"/>
@@ -17303,7 +17682,7 @@
             <w:r>
               <w:t xml:space="preserve"> </w:t>
             </w:r>
-            <w:hyperlink r:id="rId71">
+            <w:hyperlink r:id="rId73">
               <w:r>
                 <w:rPr>
                   <w:rStyle w:val="Hyperlink"/>
@@ -17368,18 +17747,18 @@
                 <wp:inline>
                   <wp:extent cx="152400" cy="152400"/>
                   <wp:effectExtent b="0" l="0" r="0" t="0"/>
-                  <wp:docPr descr="" title="" id="72" name="Picture"/>
+                  <wp:docPr descr="" title="" id="74" name="Picture"/>
                   <a:graphic>
                     <a:graphicData uri="http://schemas.openxmlformats.org/drawingml/2006/picture">
                       <pic:pic>
                         <pic:nvPicPr>
-                          <pic:cNvPr descr="/opt/quarto/share/formats/docx/tip.png" id="73" name="Picture"/>
+                          <pic:cNvPr descr="/opt/quarto/share/formats/docx/tip.png" id="75" name="Picture"/>
                           <pic:cNvPicPr>
                             <a:picLocks noChangeArrowheads="1" noChangeAspect="1"/>
                           </pic:cNvPicPr>
                         </pic:nvPicPr>
                         <pic:blipFill>
-                          <a:blip r:embed="rId67"/>
+                          <a:blip r:embed="rId69"/>
                           <a:stretch>
                             <a:fillRect/>
                           </a:stretch>
@@ -17441,7 +17820,7 @@
             <w:r>
               <w:t xml:space="preserve"> </w:t>
             </w:r>
-            <w:hyperlink r:id="rId74">
+            <w:hyperlink r:id="rId76">
               <w:r>
                 <w:rPr>
                   <w:rStyle w:val="Hyperlink"/>
@@ -17491,7 +17870,7 @@
       <w:r>
         <w:t xml:space="preserve"> </w:t>
       </w:r>
-      <w:hyperlink r:id="rId75">
+      <w:hyperlink r:id="rId77">
         <w:r>
           <w:rPr>
             <w:rStyle w:val="Hyperlink"/>
@@ -17508,7 +17887,7 @@
       <w:r>
         <w:t xml:space="preserve"> </w:t>
       </w:r>
-      <w:hyperlink r:id="rId76">
+      <w:hyperlink r:id="rId78">
         <w:r>
           <w:rPr>
             <w:rStyle w:val="Hyperlink"/>
@@ -17520,8 +17899,8 @@
         <w:t xml:space="preserve">.</w:t>
       </w:r>
     </w:p>
-    <w:bookmarkEnd w:id="77"/>
-    <w:bookmarkStart w:id="86" w:name="references"/>
+    <w:bookmarkEnd w:id="79"/>
+    <w:bookmarkStart w:id="90" w:name="references"/>
     <w:p>
       <w:pPr>
         <w:pStyle w:val="Heading2"/>
@@ -17530,8 +17909,8 @@
         <w:t xml:space="preserve">References</w:t>
       </w:r>
     </w:p>
-    <w:bookmarkStart w:id="85" w:name="refs"/>
-    <w:bookmarkStart w:id="79" w:name="ref-fiveminuteai_probstat"/>
+    <w:bookmarkStart w:id="89" w:name="refs"/>
+    <w:bookmarkStart w:id="81" w:name="ref-fiveminuteai_probstat"/>
     <w:p>
       <w:pPr>
         <w:pStyle w:val="Bibliography"/>
@@ -17555,7 +17934,7 @@
       <w:r>
         <w:t xml:space="preserve"> </w:t>
       </w:r>
-      <w:hyperlink r:id="rId78">
+      <w:hyperlink r:id="rId80">
         <w:r>
           <w:rPr>
             <w:rStyle w:val="Hyperlink"/>
@@ -17567,8 +17946,45 @@
         <w:t xml:space="preserve">.</w:t>
       </w:r>
     </w:p>
-    <w:bookmarkEnd w:id="79"/>
-    <w:bookmarkStart w:id="80" w:name="ref-hutchinson2024data471"/>
+    <w:bookmarkEnd w:id="81"/>
+    <w:bookmarkStart w:id="83" w:name="ref-CaseBerg01"/>
+    <w:p>
+      <w:pPr>
+        <w:pStyle w:val="Bibliography"/>
+      </w:pPr>
+      <w:r>
+        <w:t xml:space="preserve">Casella, George, and Roger Berger. 2002.</w:t>
+      </w:r>
+      <w:r>
+        <w:t xml:space="preserve"> </w:t>
+      </w:r>
+      <w:r>
+        <w:rPr>
+          <w:i/>
+          <w:iCs/>
+        </w:rPr>
+        <w:t xml:space="preserve">Statistical Inference</w:t>
+      </w:r>
+      <w:r>
+        <w:t xml:space="preserve">. 2nd ed. Cengage Learning.</w:t>
+      </w:r>
+      <w:r>
+        <w:t xml:space="preserve"> </w:t>
+      </w:r>
+      <w:hyperlink r:id="rId82">
+        <w:r>
+          <w:rPr>
+            <w:rStyle w:val="Hyperlink"/>
+          </w:rPr>
+          <w:t xml:space="preserve">https://www.cengage.com/c/statistical-inference-2e-casella-berger/9780534243128/</w:t>
+        </w:r>
+      </w:hyperlink>
+      <w:r>
+        <w:t xml:space="preserve">.</w:t>
+      </w:r>
+    </w:p>
+    <w:bookmarkEnd w:id="83"/>
+    <w:bookmarkStart w:id="84" w:name="ref-hutchinson2024data471"/>
     <w:p>
       <w:pPr>
         <w:pStyle w:val="Bibliography"/>
@@ -17604,8 +18020,8 @@
         <w:t xml:space="preserve">. Western Washington University.</w:t>
       </w:r>
     </w:p>
-    <w:bookmarkEnd w:id="80"/>
-    <w:bookmarkStart w:id="82" w:name="ref-hutchinson_wwu_ml_videos"/>
+    <w:bookmarkEnd w:id="84"/>
+    <w:bookmarkStart w:id="86" w:name="ref-hutchinson_wwu_ml_videos"/>
     <w:p>
       <w:pPr>
         <w:pStyle w:val="Bibliography"/>
@@ -17671,7 +18087,7 @@
       <w:r>
         <w:t xml:space="preserve"> </w:t>
       </w:r>
-      <w:hyperlink r:id="rId81">
+      <w:hyperlink r:id="rId85">
         <w:r>
           <w:rPr>
             <w:rStyle w:val="Hyperlink"/>
@@ -17683,8 +18099,8 @@
         <w:t xml:space="preserve">.</w:t>
       </w:r>
     </w:p>
-    <w:bookmarkEnd w:id="82"/>
-    <w:bookmarkStart w:id="84" w:name="ref-ross-probsim"/>
+    <w:bookmarkEnd w:id="86"/>
+    <w:bookmarkStart w:id="88" w:name="ref-ross-probsim"/>
     <w:p>
       <w:pPr>
         <w:pStyle w:val="Bibliography"/>
@@ -17708,7 +18124,7 @@
       <w:r>
         <w:t xml:space="preserve"> </w:t>
       </w:r>
-      <w:hyperlink r:id="rId83">
+      <w:hyperlink r:id="rId87">
         <w:r>
           <w:rPr>
             <w:rStyle w:val="Hyperlink"/>
@@ -17720,9 +18136,9 @@
         <w:t xml:space="preserve">.</w:t>
       </w:r>
     </w:p>
-    <w:bookmarkEnd w:id="84"/>
-    <w:bookmarkEnd w:id="85"/>
-    <w:bookmarkEnd w:id="86"/>
+    <w:bookmarkEnd w:id="88"/>
+    <w:bookmarkEnd w:id="89"/>
+    <w:bookmarkEnd w:id="90"/>
     <w:sectPr>
       <w:footnotePr>
         <w:numRestart w:val="eachSect"/>
